--- a/Capitulo03_Como_preguntar_bien_ES.docx
+++ b/Capitulo03_Como_preguntar_bien_ES.docx
@@ -933,18 +933,11 @@
               <w:spacing w:after="80" w:line="300" w:lineRule="exact"/>
               <w:rPr>
                 <w:rFonts w:ascii="Georgia" w:hAnsi="Georgia"/>
-                <w:lang w:val="es-MX"/>
-              </w:rPr>
-            </w:pPr>
-            <w:r>
-              <w:rPr>
-                <w:rFonts w:ascii="Georgia" w:hAnsi="Georgia"/>
                 <w:b/>
                 <w:bCs/>
                 <w:lang w:val="es-MX"/>
               </w:rPr>
-              <w:t xml:space="preserve">Lo más importante que </w:t>
-            </w:r>
+            </w:pPr>
             <w:r>
               <w:rPr>
                 <w:rFonts w:ascii="Georgia" w:hAnsi="Georgia"/>
@@ -952,7 +945,7 @@
                 <w:bCs/>
                 <w:lang w:val="es-MX"/>
               </w:rPr>
-              <w:t>hay que</w:t>
+              <w:t xml:space="preserve">Lo más importante que </w:t>
             </w:r>
             <w:r>
               <w:rPr>
@@ -961,7 +954,7 @@
                 <w:bCs/>
                 <w:lang w:val="es-MX"/>
               </w:rPr>
-              <w:t xml:space="preserve"> entender sobre cómo </w:t>
+              <w:t>hay que</w:t>
             </w:r>
             <w:r>
               <w:rPr>
@@ -970,7 +963,7 @@
                 <w:bCs/>
                 <w:lang w:val="es-MX"/>
               </w:rPr>
-              <w:t>preguntar</w:t>
+              <w:t xml:space="preserve"> entender sobre cómo </w:t>
             </w:r>
             <w:r>
               <w:rPr>
@@ -979,8 +972,26 @@
                 <w:bCs/>
                 <w:lang w:val="es-MX"/>
               </w:rPr>
+              <w:t>preguntar</w:t>
+            </w:r>
+            <w:r>
+              <w:rPr>
+                <w:rFonts w:ascii="Georgia" w:hAnsi="Georgia"/>
+                <w:b/>
+                <w:bCs/>
+                <w:lang w:val="es-MX"/>
+              </w:rPr>
               <w:t xml:space="preserve"> bien a Claude:</w:t>
             </w:r>
+          </w:p>
+          <w:p>
+            <w:pPr>
+              <w:spacing w:after="80" w:line="300" w:lineRule="exact"/>
+              <w:rPr>
+                <w:rFonts w:ascii="Georgia" w:hAnsi="Georgia"/>
+                <w:lang w:val="es-MX"/>
+              </w:rPr>
+            </w:pPr>
           </w:p>
           <w:p>
             <w:pPr>
@@ -1360,7 +1371,7 @@
                 <w:iCs/>
                 <w:lang w:val="es-MX"/>
               </w:rPr>
-              <w:t xml:space="preserve"> dos semanas. He llamado dos veces y no ha pasado nada. Quiero ser firme y dejar claro que espero acción esta semana, </w:t>
+              <w:t xml:space="preserve"> dos semanas. He llamado dos veces y no ha pasado nada. Quiero ser firme y dejar </w:t>
             </w:r>
             <w:r>
               <w:rPr>
@@ -1370,7 +1381,7 @@
                 <w:lang w:val="es-MX"/>
               </w:rPr>
               <w:lastRenderedPageBreak/>
-              <w:t>pero no quiero sonar agresivo ni amenazante.</w:t>
+              <w:t>claro que espero acción esta semana, pero no quiero sonar agresivo ni amenazante.</w:t>
             </w:r>
           </w:p>
         </w:tc>
@@ -2022,6 +2033,7 @@
           <w:rFonts w:ascii="Georgia" w:hAnsi="Georgia"/>
           <w:lang w:val="es-MX"/>
         </w:rPr>
+        <w:lastRenderedPageBreak/>
         <w:t>No necesitas escribir un ensayo. Necesitas responder tres preguntas antes de escribir</w:t>
       </w:r>
       <w:r>
@@ -2081,7 +2093,6 @@
           <w:rFonts w:ascii="Georgia" w:hAnsi="Georgia"/>
           <w:lang w:val="es-MX"/>
         </w:rPr>
-        <w:lastRenderedPageBreak/>
         <w:t xml:space="preserve">3.3 Dile a Claude </w:t>
       </w:r>
       <w:r>
@@ -2317,7 +2328,13 @@
         <w:t>La solución es una oración al inicio de tu conversación.</w:t>
       </w:r>
     </w:p>
-    <w:p/>
+    <w:p>
+      <w:pPr>
+        <w:rPr>
+          <w:lang w:val="es-MX"/>
+        </w:rPr>
+      </w:pPr>
+    </w:p>
     <w:tbl>
       <w:tblPr>
         <w:tblW w:w="9360" w:type="dxa"/>
@@ -2596,6 +2613,7 @@
           <w:rFonts w:ascii="Georgia" w:hAnsi="Georgia"/>
           <w:lang w:val="es-MX"/>
         </w:rPr>
+        <w:lastRenderedPageBreak/>
         <w:t>Dile a Claude tu profesión, tu nivel de conocimiento en el tema, tu edad si es relevante, tu propósito. Cuanto más sepa sobre quién está sentado en la sala, mejor podrá calibrar la actuación.</w:t>
       </w:r>
     </w:p>
@@ -2685,7 +2703,6 @@
           <w:rFonts w:ascii="Georgia" w:hAnsi="Georgia"/>
           <w:lang w:val="es-MX"/>
         </w:rPr>
-        <w:lastRenderedPageBreak/>
         <w:t xml:space="preserve">Dos directores pueden interpretar la misma sinfonía y producir experiencias completamente diferentes. Uno la </w:t>
       </w:r>
       <w:r>
@@ -3510,6 +3527,7 @@
           <w:rFonts w:ascii="Georgia" w:hAnsi="Georgia"/>
           <w:lang w:val="es-MX"/>
         </w:rPr>
+        <w:lastRenderedPageBreak/>
         <w:t>Todo director conoce este momento. La orquesta toca un pasaje y algo no está bien. El tempo se desvía. Los metales entran demasiado fuerte. El sentimiento está ahí pero la ejecución está mal.</w:t>
       </w:r>
     </w:p>
@@ -3556,7 +3574,6 @@
           <w:rFonts w:ascii="Georgia" w:hAnsi="Georgia"/>
           <w:lang w:val="es-MX"/>
         </w:rPr>
-        <w:lastRenderedPageBreak/>
         <w:t xml:space="preserve">Claude funciona exactamente </w:t>
       </w:r>
       <w:r>
@@ -4006,6 +4023,7 @@
           <w:rFonts w:ascii="Georgia" w:hAnsi="Georgia"/>
           <w:lang w:val="es-MX"/>
         </w:rPr>
+        <w:lastRenderedPageBreak/>
         <w:t xml:space="preserve">Para problemas complejos, puedes </w:t>
       </w:r>
       <w:r>
@@ -4080,7 +4098,6 @@
           <w:rFonts w:ascii="Georgia" w:hAnsi="Georgia"/>
           <w:lang w:val="es-MX"/>
         </w:rPr>
-        <w:lastRenderedPageBreak/>
         <w:t xml:space="preserve">Cuando Claude razona en voz alta, </w:t>
       </w:r>
       <w:r>
@@ -4112,7 +4129,13 @@
         <w:t>dónde fue el razonamiento y corregirlo si tomó un camino equivocado.</w:t>
       </w:r>
     </w:p>
-    <w:p/>
+    <w:p>
+      <w:pPr>
+        <w:rPr>
+          <w:lang w:val="es-MX"/>
+        </w:rPr>
+      </w:pPr>
+    </w:p>
     <w:tbl>
       <w:tblPr>
         <w:tblW w:w="9360" w:type="dxa"/>
@@ -4492,6 +4515,7 @@
           <w:rFonts w:ascii="Georgia" w:hAnsi="Georgia"/>
           <w:lang w:val="es-MX"/>
         </w:rPr>
+        <w:lastRenderedPageBreak/>
         <w:t xml:space="preserve">Cuando le das a Claude cinco preguntas en un solo mensaje, obtienes cinco respuestas superficiales. Cada una se trata como un fragmento de una tarea más grande en lugar de una pregunta que merece </w:t>
       </w:r>
       <w:r>
@@ -4566,7 +4590,6 @@
           <w:rFonts w:ascii="Georgia" w:hAnsi="Georgia"/>
           <w:lang w:val="es-MX"/>
         </w:rPr>
-        <w:lastRenderedPageBreak/>
         <w:t>Haz tu primera pregunta. Lee la respuesta completamente. Deja que informe tu siguiente pregunta. Esa segunda pregunta será mejor por lo que acabas de aprender —y la respuesta de Claude será mejor porque tiene el contexto de la conversación hasta ahora.</w:t>
       </w:r>
     </w:p>
@@ -5110,7 +5133,15 @@
           <w:rFonts w:ascii="Georgia" w:hAnsi="Georgia"/>
           <w:lang w:val="es-MX"/>
         </w:rPr>
-        <w:t>con más detalle. Lo hace. Te das cuenta de que la apertura es demasiado seca y pides algo que capte la atención en los primeros treinta segundos. Te da tres opciones. Eliges una y le pides a Claude que escriba la apertura completa alrededor de ella.</w:t>
+        <w:t xml:space="preserve">con más detalle. Lo hace. Te das cuenta de que la apertura es demasiado seca y pides algo que capte la atención en los primeros treinta segundos. Te </w:t>
+      </w:r>
+      <w:r>
+        <w:rPr>
+          <w:rFonts w:ascii="Georgia" w:hAnsi="Georgia"/>
+          <w:lang w:val="es-MX"/>
+        </w:rPr>
+        <w:lastRenderedPageBreak/>
+        <w:t>da tres opciones. Eliges una y le pides a Claude que escriba la apertura completa alrededor de ella.</w:t>
       </w:r>
     </w:p>
     <w:p>
@@ -5206,7 +5237,6 @@
                 <w:bCs/>
                 <w:lang w:val="es-MX"/>
               </w:rPr>
-              <w:lastRenderedPageBreak/>
               <w:t>Los hábitos de dirección que producen las mejores actuaciones:</w:t>
             </w:r>
           </w:p>
@@ -5629,6 +5659,7 @@
           <w:rFonts w:ascii="Georgia" w:hAnsi="Georgia"/>
           <w:lang w:val="es-MX"/>
         </w:rPr>
+        <w:lastRenderedPageBreak/>
         <w:t>Responde esas preguntas p</w:t>
       </w:r>
       <w:r>
@@ -5839,7 +5870,6 @@
           <w:rFonts w:ascii="Georgia" w:hAnsi="Georgia"/>
           <w:lang w:val="es-MX"/>
         </w:rPr>
-        <w:lastRenderedPageBreak/>
         <w:t>Cada técnica de este capítulo requiere que le des contexto a Claude al inicio de una conversación. Quién eres. En qué proyecto estás trabajando. Qué estilo prefieres. Qué reglas seguir. Qué no cambiar.</w:t>
       </w:r>
     </w:p>
@@ -6017,7 +6047,7 @@
       <w:r>
         <w:rPr>
           <w:rFonts w:ascii="Georgia" w:hAnsi="Georgia"/>
-          <w:lang w:val="en-US"/>
+          <w:lang w:val="es-MX"/>
         </w:rPr>
         <w:t>-</w:t>
       </w:r>
@@ -6095,15 +6125,6 @@
         </w:rPr>
         <w:t>Un escritor:</w:t>
       </w:r>
-    </w:p>
-    <w:p>
-      <w:pPr>
-        <w:spacing w:after="100" w:line="300" w:lineRule="exact"/>
-        <w:rPr>
-          <w:rFonts w:ascii="Georgia" w:hAnsi="Georgia"/>
-          <w:lang w:val="es-MX"/>
-        </w:rPr>
-      </w:pPr>
     </w:p>
     <w:tbl>
       <w:tblPr>
@@ -6320,6 +6341,7 @@
           <w:iCs/>
           <w:lang w:val="es-MX"/>
         </w:rPr>
+        <w:lastRenderedPageBreak/>
         <w:t xml:space="preserve">Un </w:t>
       </w:r>
       <w:r>
@@ -6340,15 +6362,6 @@
         </w:rPr>
         <w:t>:</w:t>
       </w:r>
-    </w:p>
-    <w:p>
-      <w:pPr>
-        <w:spacing w:after="100" w:line="300" w:lineRule="exact"/>
-        <w:rPr>
-          <w:rFonts w:ascii="Georgia" w:hAnsi="Georgia"/>
-          <w:lang w:val="es-MX"/>
-        </w:rPr>
-      </w:pPr>
     </w:p>
     <w:tbl>
       <w:tblPr>
@@ -6538,14 +6551,6 @@
         <w:t>Un estudiante:</w:t>
       </w:r>
     </w:p>
-    <w:p>
-      <w:pPr>
-        <w:spacing w:after="100" w:line="300" w:lineRule="exact"/>
-        <w:rPr>
-          <w:rFonts w:ascii="Georgia" w:hAnsi="Georgia"/>
-        </w:rPr>
-      </w:pPr>
-    </w:p>
     <w:tbl>
       <w:tblPr>
         <w:tblW w:w="9360" w:type="dxa"/>
@@ -6881,7 +6886,15 @@
           <w:rFonts w:ascii="Georgia" w:hAnsi="Georgia"/>
           <w:lang w:val="es-MX"/>
         </w:rPr>
-        <w:t xml:space="preserve"> texto simple que cualquier editor puede abrir. De cualquier manera, es solo un archivo de texto. </w:t>
+        <w:t xml:space="preserve"> texto simple que cualquier editor puede abrir. De cualquier manera, es </w:t>
+      </w:r>
+      <w:r>
+        <w:rPr>
+          <w:rFonts w:ascii="Georgia" w:hAnsi="Georgia"/>
+          <w:lang w:val="es-MX"/>
+        </w:rPr>
+        <w:lastRenderedPageBreak/>
+        <w:t xml:space="preserve">solo un archivo de texto. </w:t>
       </w:r>
       <w:r>
         <w:rPr>
@@ -6925,7 +6938,6 @@
           <w:rFonts w:ascii="Georgia" w:hAnsi="Georgia"/>
           <w:lang w:val="es-MX"/>
         </w:rPr>
-        <w:lastRenderedPageBreak/>
         <w:t>¿No sabes qué poner en tu CLAUDE.md? Pídele a Claude que escriba la primera versión por ti. Si ya has tenido una conversación con Claude —respondiendo preguntas sobre ti mismo, tu trabajo o tu proyecto— pega esa conversación y di: "Basándote en lo que te he contado, escribe un archivo CLAUDE.md para mí." Claude lo redactará y tú puedes editar desde ahí. Empezar desde algo siempre es más fácil que empezar desde nada.</w:t>
       </w:r>
     </w:p>
@@ -7399,18 +7411,29 @@
               <w:spacing w:after="80" w:line="300" w:lineRule="exact"/>
               <w:rPr>
                 <w:rFonts w:ascii="Georgia" w:hAnsi="Georgia"/>
-                <w:lang w:val="es-MX"/>
-              </w:rPr>
-            </w:pPr>
-            <w:r>
-              <w:rPr>
-                <w:rFonts w:ascii="Georgia" w:hAnsi="Georgia"/>
                 <w:b/>
                 <w:bCs/>
                 <w:lang w:val="es-MX"/>
               </w:rPr>
+            </w:pPr>
+            <w:r>
+              <w:rPr>
+                <w:rFonts w:ascii="Georgia" w:hAnsi="Georgia"/>
+                <w:b/>
+                <w:bCs/>
+                <w:lang w:val="es-MX"/>
+              </w:rPr>
               <w:t>El archivo CLAUDE.md es la partitura del director.</w:t>
             </w:r>
+          </w:p>
+          <w:p>
+            <w:pPr>
+              <w:spacing w:after="80" w:line="300" w:lineRule="exact"/>
+              <w:rPr>
+                <w:rFonts w:ascii="Georgia" w:hAnsi="Georgia"/>
+                <w:lang w:val="es-MX"/>
+              </w:rPr>
+            </w:pPr>
           </w:p>
           <w:p>
             <w:pPr>
@@ -7433,12 +7456,18 @@
     </w:tbl>
     <w:p>
       <w:pPr>
-        <w:spacing w:after="80" w:line="300" w:lineRule="exact"/>
-        <w:rPr>
-          <w:rFonts w:ascii="Georgia" w:hAnsi="Georgia"/>
-          <w:lang w:val="es-MX"/>
-        </w:rPr>
-      </w:pPr>
+        <w:rPr>
+          <w:rFonts w:ascii="Georgia" w:hAnsi="Georgia"/>
+          <w:lang w:val="es-MX"/>
+        </w:rPr>
+      </w:pPr>
+      <w:r>
+        <w:rPr>
+          <w:rFonts w:ascii="Georgia" w:hAnsi="Georgia"/>
+          <w:lang w:val="es-MX"/>
+        </w:rPr>
+        <w:br w:type="page"/>
+      </w:r>
     </w:p>
     <w:p>
       <w:pPr>
@@ -7452,6 +7481,7 @@
         <w:rPr>
           <w:rFonts w:ascii="Georgia" w:hAnsi="Georgia"/>
         </w:rPr>
+        <w:lastRenderedPageBreak/>
         <w:t>Resumen del Capítulo 3</w:t>
       </w:r>
     </w:p>
@@ -7471,14 +7501,17 @@
       <w:r>
         <w:rPr>
           <w:rFonts w:ascii="Georgia" w:hAnsi="Georgia"/>
-          <w:lang w:val="es-MX"/>
-        </w:rPr>
-        <w:lastRenderedPageBreak/>
+          <w:b/>
+          <w:bCs/>
+          <w:lang w:val="es-MX"/>
+        </w:rPr>
         <w:t>Tú eres el director</w:t>
       </w:r>
       <w:r>
         <w:rPr>
           <w:rFonts w:ascii="Georgia" w:hAnsi="Georgia"/>
+          <w:b/>
+          <w:bCs/>
           <w:lang w:val="es-MX"/>
         </w:rPr>
         <w:t xml:space="preserve"> de orquesta</w:t>
@@ -7507,9 +7540,18 @@
       <w:r>
         <w:rPr>
           <w:rFonts w:ascii="Georgia" w:hAnsi="Georgia"/>
-          <w:lang w:val="es-MX"/>
-        </w:rPr>
-        <w:t>Las preguntas específicas obtienen respuestas específicas. Dale a Claude tu situación real —los detalles que te parecen obvios son invisibles para Claude hasta que los proporcionas.</w:t>
+          <w:b/>
+          <w:bCs/>
+          <w:lang w:val="es-MX"/>
+        </w:rPr>
+        <w:t>Las preguntas específicas obtienen respuestas específicas</w:t>
+      </w:r>
+      <w:r>
+        <w:rPr>
+          <w:rFonts w:ascii="Georgia" w:hAnsi="Georgia"/>
+          <w:lang w:val="es-MX"/>
+        </w:rPr>
+        <w:t>. Dale a Claude tu situación real —los detalles que te parecen obvios son invisibles para Claude hasta que los proporcionas.</w:t>
       </w:r>
     </w:p>
     <w:p>
@@ -7528,9 +7570,18 @@
       <w:r>
         <w:rPr>
           <w:rFonts w:ascii="Georgia" w:hAnsi="Georgia"/>
-          <w:lang w:val="es-MX"/>
-        </w:rPr>
-        <w:t xml:space="preserve">Dile a Claude quién eres. Tu </w:t>
+          <w:b/>
+          <w:bCs/>
+          <w:lang w:val="es-MX"/>
+        </w:rPr>
+        <w:t>Dile a Claude quién eres</w:t>
+      </w:r>
+      <w:r>
+        <w:rPr>
+          <w:rFonts w:ascii="Georgia" w:hAnsi="Georgia"/>
+          <w:lang w:val="es-MX"/>
+        </w:rPr>
+        <w:t xml:space="preserve">. Tu </w:t>
       </w:r>
       <w:r>
         <w:rPr>
@@ -7563,9 +7614,18 @@
       <w:r>
         <w:rPr>
           <w:rFonts w:ascii="Georgia" w:hAnsi="Georgia"/>
-          <w:lang w:val="es-MX"/>
-        </w:rPr>
-        <w:t>Dile a Claude cómo debe verse la respuesta. Longitud, formato, tono, nivel técnico —dilo explícitamente.</w:t>
+          <w:b/>
+          <w:bCs/>
+          <w:lang w:val="es-MX"/>
+        </w:rPr>
+        <w:t>Dile a Claude cómo debe verse la respuesta</w:t>
+      </w:r>
+      <w:r>
+        <w:rPr>
+          <w:rFonts w:ascii="Georgia" w:hAnsi="Georgia"/>
+          <w:lang w:val="es-MX"/>
+        </w:rPr>
+        <w:t>. Longitud, formato, tono, nivel técnico —dilo explícitamente.</w:t>
       </w:r>
     </w:p>
     <w:p>
@@ -7584,16 +7644,18 @@
       <w:r>
         <w:rPr>
           <w:rFonts w:ascii="Georgia" w:hAnsi="Georgia"/>
-          <w:lang w:val="es-MX"/>
-        </w:rPr>
-        <w:t>Objeta</w:t>
-      </w:r>
-      <w:r>
-        <w:rPr>
-          <w:rFonts w:ascii="Georgia" w:hAnsi="Georgia"/>
-          <w:lang w:val="es-MX"/>
-        </w:rPr>
-        <w:t xml:space="preserve"> cuando falla. La primera respuesta es un primer borrador. La retroalimentación directa y específica no es grosera —es el camino más rápido hacia lo que realmente necesitas.</w:t>
+          <w:b/>
+          <w:bCs/>
+          <w:lang w:val="es-MX"/>
+        </w:rPr>
+        <w:t>Objeta cuando falla</w:t>
+      </w:r>
+      <w:r>
+        <w:rPr>
+          <w:rFonts w:ascii="Georgia" w:hAnsi="Georgia"/>
+          <w:lang w:val="es-MX"/>
+        </w:rPr>
+        <w:t>. La primera respuesta es un primer borrador. La retroalimentación directa y específica no es grosera —es el camino más rápido hacia lo que realmente necesitas.</w:t>
       </w:r>
     </w:p>
     <w:p>
@@ -7612,9 +7674,18 @@
       <w:r>
         <w:rPr>
           <w:rFonts w:ascii="Georgia" w:hAnsi="Georgia"/>
-          <w:lang w:val="es-MX"/>
-        </w:rPr>
-        <w:t>Pídele a Claude que piense en voz alta en problemas complejos. El razonamiento paso a paso produce mejores respuestas y te permite detectar</w:t>
+          <w:b/>
+          <w:bCs/>
+          <w:lang w:val="es-MX"/>
+        </w:rPr>
+        <w:t>Pídele a Claude que piense en voz alta en problemas complejos</w:t>
+      </w:r>
+      <w:r>
+        <w:rPr>
+          <w:rFonts w:ascii="Georgia" w:hAnsi="Georgia"/>
+          <w:lang w:val="es-MX"/>
+        </w:rPr>
+        <w:t>. El razonamiento paso a paso produce mejores respuestas y te permite detectar</w:t>
       </w:r>
       <w:r>
         <w:rPr>
@@ -7647,9 +7718,18 @@
       <w:r>
         <w:rPr>
           <w:rFonts w:ascii="Georgia" w:hAnsi="Georgia"/>
-          <w:lang w:val="es-MX"/>
-        </w:rPr>
-        <w:t>Una pregunta a la vez. Cada respuesta construye la base para la siguiente. Una conversación con impulso produce algo que una sola pregunta nunca podría.</w:t>
+          <w:b/>
+          <w:bCs/>
+          <w:lang w:val="es-MX"/>
+        </w:rPr>
+        <w:t>Una pregunta a la vez</w:t>
+      </w:r>
+      <w:r>
+        <w:rPr>
+          <w:rFonts w:ascii="Georgia" w:hAnsi="Georgia"/>
+          <w:lang w:val="es-MX"/>
+        </w:rPr>
+        <w:t>. Cada respuesta construye la base para la siguiente. Una conversación con impulso produce algo que una sola pregunta nunca podría.</w:t>
       </w:r>
     </w:p>
     <w:p>
@@ -7668,9 +7748,18 @@
       <w:r>
         <w:rPr>
           <w:rFonts w:ascii="Georgia" w:hAnsi="Georgia"/>
-          <w:lang w:val="es-MX"/>
-        </w:rPr>
-        <w:t xml:space="preserve">Trata cada conversación como un ensayo que construye hacia el estreno. Los mejores resultados </w:t>
+          <w:b/>
+          <w:bCs/>
+          <w:lang w:val="es-MX"/>
+        </w:rPr>
+        <w:t>Trata cada conversación como un ensayo</w:t>
+      </w:r>
+      <w:r>
+        <w:rPr>
+          <w:rFonts w:ascii="Georgia" w:hAnsi="Georgia"/>
+          <w:lang w:val="es-MX"/>
+        </w:rPr>
+        <w:t xml:space="preserve"> que construye hacia el estreno. Los mejores resultados </w:t>
       </w:r>
       <w:r>
         <w:rPr>
@@ -7716,9 +7805,18 @@
       <w:r>
         <w:rPr>
           <w:rFonts w:ascii="Georgia" w:hAnsi="Georgia"/>
-          <w:lang w:val="es-MX"/>
-        </w:rPr>
-        <w:t xml:space="preserve">Crea un archivo CLAUDE.md con tus instrucciones personales —tu nombre, tu estilo, tus reglas, los detalles de tu proyecto. Claude Desktop y Claude Code lo leen automáticamente al inicio de cada sesión. </w:t>
+          <w:b/>
+          <w:bCs/>
+          <w:lang w:val="es-MX"/>
+        </w:rPr>
+        <w:t>Crea un archivo CLAUDE.md con tus instrucciones personales</w:t>
+      </w:r>
+      <w:r>
+        <w:rPr>
+          <w:rFonts w:ascii="Georgia" w:hAnsi="Georgia"/>
+          <w:lang w:val="es-MX"/>
+        </w:rPr>
+        <w:t xml:space="preserve"> —tu nombre, tu estilo, tus reglas, los detalles de tu proyecto. Claude Desktop y Claude Code lo leen automáticamente al inicio de cada sesión. </w:t>
       </w:r>
       <w:r>
         <w:rPr>
